--- a/docs/testing/workbooks/generated/06_Cross_Route_Controlled_Comparison_Workbook_v1.docx
+++ b/docs/testing/workbooks/generated/06_Cross_Route_Controlled_Comparison_Workbook_v1.docx
@@ -668,7 +668,7 @@
               <w:rPr>
                 <w:sz w:val="14"/>
               </w:rPr>
-              <w:t>testing/workbook-control-baseline-repair; Pending PR; Pending merge; base 4bee757fb8ad40986df33df7e352526bfa4e7338</w:t>
+              <w:t>testing/workbook-control-baseline-repair; #21; Pending merge; base 4bee757fb8ad40986df33df7e352526bfa4e7338</w:t>
             </w:r>
           </w:p>
         </w:tc>
